--- a/lab/lab7-troubleshooting/lembar-laporan.docx
+++ b/lab/lab7-troubleshooting/lembar-laporan.docx
@@ -27,7 +27,7 @@
           <w:color w:val="1E293B"/>
           <w:sz w:val="21"/>
         </w:rPr>
-        <w:t>Modul MP-10 · Hari 5 (Jumat, 18 September 2026) · Praktik 2 JP (90 Menit)</w:t>
+        <w:t>Modul MP-10 · Hari 5 (Jumat, 18 September 2026) · Sesi Praktik 1 JP (45 Menit)</w:t>
       </w:r>
     </w:p>
     <w:p>
